--- a/2403A52216-Lab Assignment-14.3.docx
+++ b/2403A52216-Lab Assignment-14.3.docx
@@ -1050,79 +1050,20 @@
       </w:r>
     </w:p>
     <w:p>
-      <w:pPr>
+      <w:r>
+        <w:rPr>
+          <w:bCs/>
+          <w:lang w:val="en-IN"/>
+        </w:rPr>
+        <w:t xml:space="preserve">Task: </w:t>
+      </w:r>
+      <w:r>
         <w:rPr>
           <w:rFonts w:eastAsia="Calibri"/>
           <w:bCs/>
           <w:lang w:val="en-IN"/>
         </w:rPr>
-      </w:pPr>
-      <w:r>
-        <w:rPr>
-          <w:bCs/>
-          <w:lang w:val="en-IN"/>
-        </w:rPr>
-        <w:t xml:space="preserve">Task: </w:t>
-      </w:r>
-      <w:r>
-        <w:rPr>
-          <w:rFonts w:eastAsia="Calibri"/>
-          <w:bCs/>
-          <w:lang w:val="en-IN"/>
-        </w:rPr>
         <w:t>Ask AI to generate a Flask app that serves the HTML form (Task #3) and prints the username on successful login.</w:t>
-      </w:r>
-    </w:p>
-    <w:p>
-      <w:r>
-        <w:rPr>
-          <w:noProof/>
-        </w:rPr>
-        <w:drawing>
-          <wp:inline distT="0" distB="0" distL="0" distR="0">
-            <wp:extent cx="6114453" cy="3859481"/>
-            <wp:effectExtent l="19050" t="0" r="597" b="0"/>
-            <wp:docPr id="22" name="Picture 22"/>
-            <wp:cNvGraphicFramePr>
-              <a:graphicFrameLocks xmlns:a="http://schemas.openxmlformats.org/drawingml/2006/main" noChangeAspect="1"/>
-            </wp:cNvGraphicFramePr>
-            <a:graphic xmlns:a="http://schemas.openxmlformats.org/drawingml/2006/main">
-              <a:graphicData uri="http://schemas.openxmlformats.org/drawingml/2006/picture">
-                <pic:pic xmlns:pic="http://schemas.openxmlformats.org/drawingml/2006/picture">
-                  <pic:nvPicPr>
-                    <pic:cNvPr id="0" name="Picture 22"/>
-                    <pic:cNvPicPr>
-                      <a:picLocks noChangeAspect="1" noChangeArrowheads="1"/>
-                    </pic:cNvPicPr>
-                  </pic:nvPicPr>
-                  <pic:blipFill>
-                    <a:blip r:embed="rId12" cstate="print"/>
-                    <a:srcRect/>
-                    <a:stretch>
-                      <a:fillRect/>
-                    </a:stretch>
-                  </pic:blipFill>
-                  <pic:spPr bwMode="auto">
-                    <a:xfrm>
-                      <a:off x="0" y="0"/>
-                      <a:ext cx="6115726" cy="3860284"/>
-                    </a:xfrm>
-                    <a:prstGeom prst="rect">
-                      <a:avLst/>
-                    </a:prstGeom>
-                    <a:noFill/>
-                    <a:ln w="9525">
-                      <a:noFill/>
-                      <a:miter lim="800000"/>
-                      <a:headEnd/>
-                      <a:tailEnd/>
-                    </a:ln>
-                  </pic:spPr>
-                </pic:pic>
-              </a:graphicData>
-            </a:graphic>
-          </wp:inline>
-        </w:drawing>
       </w:r>
     </w:p>
     <w:sectPr>
